--- a/docs/PROMETEY_EN.docx
+++ b/docs/PROMETEY_EN.docx
@@ -104,7 +104,7 @@
           <w:color w:val="64748B"/>
           <w:sz w:val="20"/>
         </w:rPr>
-        <w:t>Invisible service MspIscSvc · pnpext.dll inside svchost.exe · auto-start · AES-256 encrypted config</w:t>
+        <w:t>Invisible service · agent inside svchost.exe · auto-start · AES-256 encrypted config</w:t>
       </w:r>
     </w:p>
     <w:p>
@@ -734,7 +734,7 @@
         <w:rPr>
           <w:sz w:val="20"/>
         </w:rPr>
-        <w:t>Agent config (pnpext.sys) on disk encrypted with AES-256-GCM. Protects: VPS IP, room token, password. Without the agent the file cannot be read. GCM = AEAD — any byte change → block rejected. 2²⁵⁶ combinations.</w:t>
+        <w:t>Config file on disk encrypted with AES-256-GCM. Protects: VPS IP, room token, password. Without the agent the file cannot be read. GCM = AEAD — any byte change → block rejected. 2²⁵⁶ combinations.</w:t>
       </w:r>
     </w:p>
     <w:p>
@@ -774,7 +774,7 @@
         <w:rPr>
           <w:sz w:val="20"/>
         </w:rPr>
-        <w:t>pnpext.sys: key derived from password via PBKDF2-HMAC-SHA256 (100K iterations), then AES-256-CBC. Physical disk analysis useless — key only in agent memory.</w:t>
+        <w:t>Config file: key derived from password via PBKDF2-HMAC-SHA256 (100K iterations), then AES-256-CBC. Physical disk analysis useless — key only in agent memory.</w:t>
       </w:r>
     </w:p>
     <w:p>
@@ -1105,7 +1105,7 @@
         <w:rPr>
           <w:sz w:val="20"/>
         </w:rPr>
-        <w:t>pnpext.sys: AES-256-CBC + PBKDF2. Nothing in plaintext.</w:t>
+        <w:t>Config file: AES-256-CBC + PBKDF2. Nothing in plaintext.</w:t>
       </w:r>
     </w:p>
     <w:p>
@@ -1170,7 +1170,7 @@
           <w:color w:val="64748B"/>
           <w:sz w:val="20"/>
         </w:rPr>
-        <w:t>pnpext.dll tested on VirusTotal.</w:t>
+        <w:t>Agent module tested on VirusTotal.</w:t>
       </w:r>
     </w:p>
     <w:tbl>

--- a/docs/PROMETEY_EN.docx
+++ b/docs/PROMETEY_EN.docx
@@ -577,6 +577,34 @@
           <w:sz w:val="20"/>
         </w:rPr>
         <w:t>Complete removal: service stopped, files deleted, registry cleaned. Nothing remains.</w:t>
+      </w:r>
+    </w:p>
+    <w:p>
+      <w:pPr>
+        <w:keepLines/>
+        <w:spacing w:before="120" w:after="40"/>
+        <w:ind w:left="283"/>
+      </w:pPr>
+      <w:r>
+        <w:rPr>
+          <w:b/>
+          <w:color w:val="2563EB"/>
+          <w:sz w:val="22"/>
+        </w:rPr>
+        <w:t>📍  WPS Geolocation</w:t>
+      </w:r>
+    </w:p>
+    <w:p>
+      <w:pPr>
+        <w:spacing w:before="0" w:after="120"/>
+        <w:ind w:left="680"/>
+      </w:pPr>
+      <w:r>
+        <w:rPr>
+          <w:color w:val="64748B"/>
+          <w:sz w:val="20"/>
+        </w:rPr>
+        <w:t>Object coordinates via Windows Location API (GPS / Wi-Fi WPS). Accuracy to a few meters. Nearby Wi-Fi networks list. Auto-refresh.</w:t>
       </w:r>
     </w:p>
     <w:p>
